--- a/Doc/Construção do Indicador de Produtividade.docx
+++ b/Doc/Construção do Indicador de Produtividade.docx
@@ -99,6 +99,7 @@
         <w:tab/>
         <w:t xml:space="preserve">Os dados devem ser baixados através do arquivo </w:t>
       </w:r>
+      <w:proofErr w:type="spellStart"/>
       <w:r>
         <w:rPr>
           <w:b/>
@@ -106,6 +107,19 @@
         </w:rPr>
         <w:t>Step_BaixarDados.qmd</w:t>
       </w:r>
+      <w:proofErr w:type="spellEnd"/>
+      <w:r>
+        <w:t xml:space="preserve">, que se encontra </w:t>
+      </w:r>
+      <w:r>
+        <w:t>dentro</w:t>
+      </w:r>
+      <w:r>
+        <w:t xml:space="preserve"> do Projeto</w:t>
+      </w:r>
+      <w:r>
+        <w:t xml:space="preserve"> INDICADOR_PRODUTIVIDADE</w:t>
+      </w:r>
       <w:r>
         <w:t xml:space="preserve">. </w:t>
       </w:r>
@@ -165,32 +179,50 @@
         <w:jc w:val="both"/>
       </w:pPr>
       <w:r>
-        <w:t xml:space="preserve">A cada trimestre deve-se atualizar em linha de código </w:t>
-      </w:r>
-      <w:r>
-        <w:t xml:space="preserve">o </w:t>
-      </w:r>
+        <w:t xml:space="preserve">A cada trimestre deve-se atualizar em linha de código o </w:t>
+      </w:r>
+      <w:proofErr w:type="spellStart"/>
       <w:r>
         <w:rPr>
           <w:b/>
           <w:bCs/>
         </w:rPr>
-        <w:t xml:space="preserve">quarter </w:t>
+        <w:t>quarter</w:t>
+      </w:r>
+      <w:proofErr w:type="spellEnd"/>
+      <w:r>
+        <w:rPr>
+          <w:b/>
+          <w:bCs/>
+        </w:rPr>
+        <w:t xml:space="preserve"> </w:t>
       </w:r>
       <w:r>
         <w:t>(</w:t>
       </w:r>
-      <w:r>
-        <w:t xml:space="preserve">year = </w:t>
-      </w:r>
-      <w:r>
-        <w:t>2026,</w:t>
-      </w:r>
-      <w:r>
-        <w:t xml:space="preserve">     quarter = 1</w:t>
-      </w:r>
-      <w:r>
-        <w:t xml:space="preserve"> ou 2 ou 3 ou 4)</w:t>
+      <w:proofErr w:type="spellStart"/>
+      <w:r>
+        <w:t>year</w:t>
+      </w:r>
+      <w:proofErr w:type="spellEnd"/>
+      <w:r>
+        <w:t xml:space="preserve"> = </w:t>
+      </w:r>
+      <w:proofErr w:type="gramStart"/>
+      <w:r>
+        <w:t xml:space="preserve">2026,   </w:t>
+      </w:r>
+      <w:proofErr w:type="gramEnd"/>
+      <w:r>
+        <w:t xml:space="preserve">  </w:t>
+      </w:r>
+      <w:proofErr w:type="spellStart"/>
+      <w:r>
+        <w:t>quarter</w:t>
+      </w:r>
+      <w:proofErr w:type="spellEnd"/>
+      <w:r>
+        <w:t xml:space="preserve"> = 1 ou 2 ou 3 ou 4)</w:t>
       </w:r>
       <w:r>
         <w:t>.</w:t>
@@ -221,6 +253,7 @@
       <w:r>
         <w:t xml:space="preserve">A cada ano deve-se atualizar em linha de código o </w:t>
       </w:r>
+      <w:proofErr w:type="spellStart"/>
       <w:r>
         <w:rPr>
           <w:b/>
@@ -228,20 +261,37 @@
         </w:rPr>
         <w:t>year</w:t>
       </w:r>
+      <w:proofErr w:type="spellEnd"/>
       <w:r>
         <w:t xml:space="preserve"> </w:t>
       </w:r>
       <w:r>
-        <w:t xml:space="preserve">(year </w:t>
-      </w:r>
-      <w:r>
-        <w:t>= 202</w:t>
+        <w:t>(</w:t>
+      </w:r>
+      <w:proofErr w:type="spellStart"/>
+      <w:r>
+        <w:t>year</w:t>
+      </w:r>
+      <w:proofErr w:type="spellEnd"/>
+      <w:r>
+        <w:t xml:space="preserve"> </w:t>
+      </w:r>
+      <w:r>
+        <w:t xml:space="preserve">= </w:t>
+      </w:r>
+      <w:proofErr w:type="gramStart"/>
+      <w:r>
+        <w:t>202</w:t>
       </w:r>
       <w:r>
         <w:t>6</w:t>
       </w:r>
       <w:r>
-        <w:t>,                                               interview = 1</w:t>
+        <w:t xml:space="preserve">,   </w:t>
+      </w:r>
+      <w:proofErr w:type="gramEnd"/>
+      <w:r>
+        <w:t xml:space="preserve">                                            interview = 1</w:t>
       </w:r>
       <w:r>
         <w:t>).</w:t>
@@ -258,10 +308,7 @@
         <w:jc w:val="both"/>
       </w:pPr>
       <w:r>
-        <w:t xml:space="preserve">Trabalho Principal (Horas Habituais e Efetivas) e Secundário </w:t>
-      </w:r>
-      <w:r>
-        <w:t>(Horas Habituais e Efetivas)</w:t>
+        <w:t>Trabalho Principal (Horas Habituais e Efetivas) e Secundário (Horas Habituais e Efetivas)</w:t>
       </w:r>
     </w:p>
     <w:p>
@@ -311,10 +358,31 @@
         <w:jc w:val="both"/>
       </w:pPr>
       <w:r>
-        <w:t>A cada trimestre deve-se atualizar em linha de código os levels do trimestre de acordo com o trimestre baixado (</w:t>
-      </w:r>
-      <w:r>
-        <w:t>levels = c("1"</w:t>
+        <w:t xml:space="preserve">A cada trimestre deve-se atualizar em linha de código os </w:t>
+      </w:r>
+      <w:proofErr w:type="spellStart"/>
+      <w:r>
+        <w:t>levels</w:t>
+      </w:r>
+      <w:proofErr w:type="spellEnd"/>
+      <w:r>
+        <w:t xml:space="preserve"> do trimestre de acordo com o trimestre baixado (</w:t>
+      </w:r>
+      <w:proofErr w:type="spellStart"/>
+      <w:r>
+        <w:t>levels</w:t>
+      </w:r>
+      <w:proofErr w:type="spellEnd"/>
+      <w:r>
+        <w:t xml:space="preserve"> = </w:t>
+      </w:r>
+      <w:proofErr w:type="gramStart"/>
+      <w:r>
+        <w:t>c(</w:t>
+      </w:r>
+      <w:proofErr w:type="gramEnd"/>
+      <w:r>
+        <w:t>"1"</w:t>
       </w:r>
       <w:r>
         <w:t xml:space="preserve">, </w:t>
@@ -329,10 +397,7 @@
         <w:t>"</w:t>
       </w:r>
       <w:r>
-        <w:t>,</w:t>
-      </w:r>
-      <w:r>
-        <w:t xml:space="preserve"> </w:t>
+        <w:t xml:space="preserve">, </w:t>
       </w:r>
       <w:r>
         <w:t>"</w:t>
@@ -344,10 +409,7 @@
         <w:t>"</w:t>
       </w:r>
       <w:r>
-        <w:t>,</w:t>
-      </w:r>
-      <w:r>
-        <w:t xml:space="preserve"> </w:t>
+        <w:t xml:space="preserve">, </w:t>
       </w:r>
       <w:r>
         <w:t>"</w:t>
@@ -403,10 +465,31 @@
         <w:jc w:val="both"/>
       </w:pPr>
       <w:r>
-        <w:t>A cada trimestre deve-se atualizar em linha de código os levels do trimestre de acordo com o trimestre baixado (</w:t>
-      </w:r>
-      <w:r>
-        <w:t>levels = c("1"</w:t>
+        <w:t xml:space="preserve">A cada trimestre deve-se atualizar em linha de código os </w:t>
+      </w:r>
+      <w:proofErr w:type="spellStart"/>
+      <w:r>
+        <w:t>levels</w:t>
+      </w:r>
+      <w:proofErr w:type="spellEnd"/>
+      <w:r>
+        <w:t xml:space="preserve"> do trimestre de acordo com o trimestre baixado (</w:t>
+      </w:r>
+      <w:proofErr w:type="spellStart"/>
+      <w:r>
+        <w:t>levels</w:t>
+      </w:r>
+      <w:proofErr w:type="spellEnd"/>
+      <w:r>
+        <w:t xml:space="preserve"> = </w:t>
+      </w:r>
+      <w:proofErr w:type="gramStart"/>
+      <w:r>
+        <w:t>c(</w:t>
+      </w:r>
+      <w:proofErr w:type="gramEnd"/>
+      <w:r>
+        <w:t>"1"</w:t>
       </w:r>
       <w:r>
         <w:t xml:space="preserve">, </w:t>
@@ -522,10 +605,7 @@
         <w:t>.</w:t>
       </w:r>
       <w:r>
-        <w:t xml:space="preserve"> </w:t>
-      </w:r>
-      <w:r>
-        <w:t>O arquivo “</w:t>
+        <w:t xml:space="preserve"> O arquivo “</w:t>
       </w:r>
       <w:r>
         <w:rPr>
@@ -578,6 +658,9 @@
         <w:jc w:val="center"/>
       </w:pPr>
       <w:r>
+        <w:rPr>
+          <w:noProof/>
+        </w:rPr>
         <w:drawing>
           <wp:inline distT="0" distB="0" distL="0" distR="0" wp14:anchorId="54748846" wp14:editId="159CDA8C">
             <wp:extent cx="2295845" cy="400106"/>
@@ -1177,6 +1260,9 @@
         <w:ind w:left="360"/>
       </w:pPr>
       <w:r>
+        <w:rPr>
+          <w:noProof/>
+        </w:rPr>
         <w:drawing>
           <wp:inline distT="0" distB="0" distL="0" distR="0" wp14:anchorId="54601C40" wp14:editId="6A21C2C4">
             <wp:extent cx="5400040" cy="588645"/>
@@ -1241,13 +1327,7 @@
         <w:rPr>
           <w:color w:val="EE0000"/>
         </w:rPr>
-        <w:t xml:space="preserve">Os valores do arquivo NÃO devem ser multiplicados por </w:t>
-      </w:r>
-      <w:r>
-        <w:rPr>
-          <w:color w:val="EE0000"/>
-        </w:rPr>
-        <w:t>1000000</w:t>
+        <w:t>Os valores do arquivo NÃO devem ser multiplicados por 1000000</w:t>
       </w:r>
       <w:r>
         <w:t>.</w:t>
@@ -1278,8 +1358,13 @@
         </w:numPr>
       </w:pPr>
       <w:r>
-        <w:t>Step_1_PS.R</w:t>
-      </w:r>
+        <w:t>Step_1_</w:t>
+      </w:r>
+      <w:proofErr w:type="gramStart"/>
+      <w:r>
+        <w:t>PS.R</w:t>
+      </w:r>
+      <w:proofErr w:type="gramEnd"/>
     </w:p>
     <w:p>
       <w:pPr>
@@ -2631,6 +2716,7 @@
   <w:style w:type="character" w:default="1" w:styleId="Fontepargpadro">
     <w:name w:val="Default Paragraph Font"/>
     <w:uiPriority w:val="1"/>
+    <w:semiHidden/>
     <w:unhideWhenUsed/>
   </w:style>
   <w:style w:type="table" w:default="1" w:styleId="Tabelanormal">
